--- a/cf/jm/u/files/u057.docx
+++ b/cf/jm/u/files/u057.docx
@@ -20,7 +20,7 @@
     </w:p>
     <w:p>
       <w:r>
-        <w:t>請針對每個題目，把答案填在「回答：」後面（越具體越好）；填好後請放回您的部門資料夾即可，不需回信。</w:t>
+        <w:t>這份問卷是想更了解您的實際作業，好把您的 AI 助理做得更貼近需求。第一部分請把答案填在「回答：」後面（越具體越好）；第二部分只是先讓您了解，之後用的時候再一起調整，不用現在填。填好後放回您的部門資料夾即可，不需回信。</w:t>
       </w:r>
     </w:p>
     <w:p>
@@ -32,8 +32,16 @@
       </w:r>
     </w:p>
     <w:p>
+      <w:pPr>
+        <w:pStyle w:val="Heading2"/>
+      </w:pPr>
       <w:r>
-        <w:t>1. 供應商報價與詢價回覆散在 Email 與 SRM，能否統一匯整成表（或定期匯出）？</w:t>
+        <w:t>一、請您提供或確認的事情</w:t>
+      </w:r>
+    </w:p>
+    <w:p>
+      <w:r>
+        <w:t>1. 這位助理是幫採購做「詢價比價」的：多家供應商的報價，幫你整理成一張比價表，標出誰最低價、誰最划算。</w:t>
       </w:r>
     </w:p>
     <w:p>
@@ -43,7 +51,7 @@
     </w:p>
     <w:p>
       <w:r>
-        <w:t>2. 比價的綜合評比要考慮哪些維度、各佔多少權重（價格/交期/付款/品質）？</w:t>
+        <w:t>2. 你要給它的是供應商的報價單和詢價回覆（放在 Email 或 SRM）。它會先讀報價單，再查基準庫比價。</w:t>
       </w:r>
     </w:p>
     <w:p>
@@ -53,7 +61,7 @@
     </w:p>
     <w:p>
       <w:r>
-        <w:t>3. 採購單草稿要含哪些欄位？柏格系統簽核與 SAP 建立採購單能否介接？（升級關鍵）</w:t>
+        <w:t>3. 它會依料號把各家的單價、交期、有效期整理在一起，對報價歷史看價差，再標出最低價／綜合最佳（評鑑等級也列出來給你參考）。</w:t>
       </w:r>
     </w:p>
     <w:p>
@@ -63,7 +71,7 @@
     </w:p>
     <w:p>
       <w:r>
-        <w:t>4. 選定供應商後 Email 通知的慣用格式與收發對象為何？</w:t>
+        <w:t>4. 這題是採購比價，不牽涉 BOM 展用量，對照的是供應商、料號、報價歷史。</w:t>
       </w:r>
     </w:p>
     <w:p>
@@ -73,7 +81,7 @@
     </w:p>
     <w:p>
       <w:r>
-        <w:t>5. 能提供 3～5 筆過去詢報價比較＋採購單案例嗎？</w:t>
+        <w:t>5. 沒寫清楚的標「待補」，它不猜單價、也不會自己決標。</w:t>
       </w:r>
     </w:p>
     <w:p>
@@ -83,12 +91,45 @@
     </w:p>
     <w:p>
       <w:r>
-        <w:t>6. AI 出比價建議與採購單草稿後，由誰簽核決策？</w:t>
+        <w:t>6. 它給你一張比價表加一份採購單草稿（標「待決標確認」）；決標、簽核、建單、發信由採購來。</w:t>
       </w:r>
     </w:p>
     <w:p>
       <w:r>
         <w:t>回答：</w:t>
+      </w:r>
+    </w:p>
+    <w:p>
+      <w:pPr>
+        <w:pStyle w:val="Heading2"/>
+      </w:pPr>
+      <w:r>
+        <w:t>二、要用了之後、跟 AI 一起調整的事情（先了解即可，不用現在填）</w:t>
+      </w:r>
+    </w:p>
+    <w:p>
+      <w:r>
+        <w:t>• 這題卡在系統前置：SRM／SAP／柏格要能匯出或介接。短期請 IT 匯出，中期再做介接。</w:t>
+      </w:r>
+    </w:p>
+    <w:p>
+      <w:r>
+        <w:t>• 拿幾組同料號的報價實測，看它比價和價差算得對不對，最低價判定和價差計算要求 100% 準。</w:t>
+      </w:r>
+    </w:p>
+    <w:p>
+      <w:r>
+        <w:t>• 比價不只看單價，交期、評鑑等級的「綜合評估權重」先講清楚給它，它才比得符合你的邏輯。</w:t>
+      </w:r>
+    </w:p>
+    <w:p>
+      <w:r>
+        <w:t>• 它標「報價過期／評鑑偏低」的地方要你人工判，別讓它逕自決標。</w:t>
+      </w:r>
+    </w:p>
+    <w:p>
+      <w:r>
+        <w:t>• 決標、柏格簽核、發 Email、SAP 建採購單永遠由採購來，AI 只幫你把比價和草稿備好。</w:t>
       </w:r>
     </w:p>
     <w:p/>
@@ -101,8 +142,16 @@
       </w:r>
     </w:p>
     <w:p>
+      <w:pPr>
+        <w:pStyle w:val="Heading2"/>
+      </w:pPr>
       <w:r>
-        <w:t>1. 採購申請單、報價、交期回覆分散於 SAP 與柏格系統，能否匯整或介接讀取？（升級關鍵）</w:t>
+        <w:t>一、請您提供或確認的事情</w:t>
+      </w:r>
+    </w:p>
+    <w:p>
+      <w:r>
+        <w:t>1. 這位助理是幫採購做「建採購訂單＋追交期」的：把採購申請單、報價、交期回覆核對一輪，看能不能建單、交期夠不夠。</w:t>
       </w:r>
     </w:p>
     <w:p>
@@ -112,7 +161,7 @@
     </w:p>
     <w:p>
       <w:r>
-        <w:t>2. 採購單建立需要哪些欄位？能否從報價與申請單自動帶入？</w:t>
+        <w:t>2. 你要給它的是採購申請單、供應商報價、供應商交期回覆（放在 SAP／柏格）。純文字可直接處理；若是 PDF 圖檔它會先讀圖。</w:t>
       </w:r>
     </w:p>
     <w:p>
@@ -122,7 +171,7 @@
     </w:p>
     <w:p>
       <w:r>
-        <w:t>3. 交期追蹤依什麼判定延遲（供應商回覆 vs 約定交期）？異常通知門檻為何？</w:t>
+        <w:t>3. 它會對「供應商清單／料號對照／議定單價」，檢查申請單有沒有核決、料號供應商對不對、單價跟議定價一不一致、議價有沒有過期、交期趕不趕得上需求日。</w:t>
       </w:r>
     </w:p>
     <w:p>
@@ -132,7 +181,7 @@
     </w:p>
     <w:p>
       <w:r>
-        <w:t>4. 異常處理通知的慣用格式與收發對象為何？</w:t>
+        <w:t>4. 這題是建單與交期，不牽涉 BOM 展用量。</w:t>
       </w:r>
     </w:p>
     <w:p>
@@ -142,7 +191,7 @@
     </w:p>
     <w:p>
       <w:r>
-        <w:t>5. 能提供 3～5 筆過去採購單＋交期追蹤＋異常通知案例嗎？</w:t>
+        <w:t>5. 缺的欄位標「待補」，它不會硬建單，也不會自己核價。</w:t>
       </w:r>
     </w:p>
     <w:p>
@@ -152,12 +201,45 @@
     </w:p>
     <w:p>
       <w:r>
-        <w:t>6. AI 出採購單與追蹤草稿後，由誰覆核建單生效？</w:t>
+        <w:t>6. 它給你一張採購訂單草稿加交期追蹤紀錄，交期不足或建單缺項時另出異常通知草稿；實際建單、發信由採購來。</w:t>
       </w:r>
     </w:p>
     <w:p>
       <w:r>
         <w:t>回答：</w:t>
+      </w:r>
+    </w:p>
+    <w:p>
+      <w:pPr>
+        <w:pStyle w:val="Heading2"/>
+      </w:pPr>
+      <w:r>
+        <w:t>二、要用了之後、跟 AI 一起調整的事情（先了解即可，不用現在填）</w:t>
+      </w:r>
+    </w:p>
+    <w:p>
+      <w:r>
+        <w:t>• 這題卡在系統前置：SAP／柏格要能匯出或介接。短期請 IT 匯出，中期再做介接。</w:t>
+      </w:r>
+    </w:p>
+    <w:p>
+      <w:r>
+        <w:t>• 「可以建單」的正式條件（含核決層級）先寫清楚給它，它判「可否建單」才會跟公司規則一致。</w:t>
+      </w:r>
+    </w:p>
+    <w:p>
+      <w:r>
+        <w:t>• 拿幾張申請單實測，看它的單價一致、議價效期、交期足夠判定對不對，這幾項要求 100% 準。</w:t>
+      </w:r>
+    </w:p>
+    <w:p>
+      <w:r>
+        <w:t>• 它標「待核不可建單／交期不足」的地方要你人工看，別讓它硬建。</w:t>
+      </w:r>
+    </w:p>
+    <w:p>
+      <w:r>
+        <w:t>• SAP 建單、核定單價、發信給供應商永遠由採購來，AI 只幫你把建單條件和交期先核對清楚。</w:t>
       </w:r>
     </w:p>
     <w:p/>
@@ -170,8 +252,16 @@
       </w:r>
     </w:p>
     <w:p>
+      <w:pPr>
+        <w:pStyle w:val="Heading2"/>
+      </w:pPr>
       <w:r>
-        <w:t>1. 供應商發票有紙本，能先掃描/OCR 數位化嗎？佔比多少？（本題升級關鍵）</w:t>
+        <w:t>一、請您提供或確認的事情</w:t>
+      </w:r>
+    </w:p>
+    <w:p>
+      <w:r>
+        <w:t>1. 這位助理是幫採購做「供應商請款與帳務核對」的：把採購單、出貨單、發票三份湊在一起對，看金額數量對不對得上。</w:t>
       </w:r>
     </w:p>
     <w:p>
@@ -181,7 +271,7 @@
     </w:p>
     <w:p>
       <w:r>
-        <w:t>2. 採購單、出貨單、發票的三方核對以什麼為勾稽鍵（採購單號／料號）？</w:t>
+        <w:t>2. 你要給它的是採購單、供應商出貨單、供應商發票（在 SAP／Email／紙本；紙本要先數位化）。它會先讀單據，再查基準庫勾稽。</w:t>
       </w:r>
     </w:p>
     <w:p>
@@ -191,7 +281,7 @@
     </w:p>
     <w:p>
       <w:r>
-        <w:t>3. 核對要比對哪些欄位（數量／單價／金額／稅額）？容許誤差範圍？</w:t>
+        <w:t>3. 它會做「三方勾稽」：三份的料號要一致、出貨數量不能超過訂購、發票金額要等於出貨數量乘採購單價、採購單價要跟議定價一致。</w:t>
       </w:r>
     </w:p>
     <w:p>
@@ -201,7 +291,7 @@
     </w:p>
     <w:p>
       <w:r>
-        <w:t>4. 常見異常類型有哪些（數量不符／單價不符／缺單／重複請款）？各如何處理？</w:t>
+        <w:t>4. 這題是帳務核對，不牽涉 BOM 展用量，對照的是採購單、料號對照、議定單價。</w:t>
       </w:r>
     </w:p>
     <w:p>
@@ -211,7 +301,7 @@
     </w:p>
     <w:p>
       <w:r>
-        <w:t>5. 請款資料與核對紀錄的固定格式為何？存於 SAP/柏格系統哪個模組？</w:t>
+        <w:t>5. 缺的欄位標「待補」，它不猜金額。</w:t>
       </w:r>
     </w:p>
     <w:p>
@@ -221,12 +311,45 @@
     </w:p>
     <w:p>
       <w:r>
-        <w:t>6. AI 出核對結果後，核准請款由誰覆核？</w:t>
+        <w:t>6. 它給你一張「請款核對表」，把相符、數量不符、金額不符、單價不一致的一項項標清楚；核定請款、付款由採購／財務來。</w:t>
       </w:r>
     </w:p>
     <w:p>
       <w:r>
         <w:t>回答：</w:t>
+      </w:r>
+    </w:p>
+    <w:p>
+      <w:pPr>
+        <w:pStyle w:val="Heading2"/>
+      </w:pPr>
+      <w:r>
+        <w:t>二、要用了之後、跟 AI 一起調整的事情（先了解即可，不用現在填）</w:t>
+      </w:r>
+    </w:p>
+    <w:p>
+      <w:r>
+        <w:t>• 這題卡在前置數位化：紙本發票／出貨單要先變成線上表單或定期匯出（或評估 OCR），數位化後就跟 A 級一樣好開發。</w:t>
+      </w:r>
+    </w:p>
+    <w:p>
+      <w:r>
+        <w:t>• 拿幾組真實三方單據實測，看它算的應付金額（出貨數量×單價）對不對，金額核對要求 100% 準。</w:t>
+      </w:r>
+    </w:p>
+    <w:p>
+      <w:r>
+        <w:t>• 遇到部分出貨（例如訂 10 只交 8 只），確認它是按出貨數量核對、不會誤判成金額不符，這個邊界要特別測。</w:t>
+      </w:r>
+    </w:p>
+    <w:p>
+      <w:r>
+        <w:t>• 金額容差、含稅規則先講清楚給它，避免它把正常誤差當異常。</w:t>
+      </w:r>
+    </w:p>
+    <w:p>
+      <w:r>
+        <w:t>• 它標「金額差異／單價不一致」的地方要你人工複核；請款核定與付款永遠由採購／財務來，AI 只出核對表。</w:t>
       </w:r>
     </w:p>
     <w:p/>
